--- a/data/Dialogues EU-LAC_EU-LAC High-Level Event on Human Development and Health.docx
+++ b/data/Dialogues EU-LAC_EU-LAC High-Level Event on Human Development and Health.docx
@@ -55,19 +55,31 @@
         <w:pStyle w:val="FirstParagraph"/>
       </w:pPr>
       <w:r>
-        <w:t xml:space="preserve">The EU-LAC High-Level Event on Human Development and Health, held in Brussels on March 21-22, 2024, aimed to enhance collaboration between the European Union and Latin America and the Caribbean (LAC) on inclusive human development and equitable health access. Key discussions focused on ensuring universal access to affordable medicines and developing inclusive social policies to combat poverty and inequality. The event launched the Team Europe Initiative</w:t>
+        <w:t xml:space="preserve">The EU-LAC High-Level Event on Human Development and Health held in Brussels (March 21-22, 2024) focused on enhancing collaboration for inclusive human development and equitable health access. Key discussions addressed universal access to affordable medicines, regulatory harmonization, and inclusive social policies targeting poverty, gender, and youth employment. The event launched the Team Europe Initiative</w:t>
       </w:r>
       <w:r>
         <w:t xml:space="preserve"> </w:t>
       </w:r>
       <w:r>
-        <w:t xml:space="preserve">“Inclusive and Equitable Societies in LAC”</w:t>
+        <w:t xml:space="preserve">“Inclusive and Equitable Societies in LAC,”</w:t>
       </w:r>
       <w:r>
         <w:t xml:space="preserve"> </w:t>
       </w:r>
       <w:r>
-        <w:t xml:space="preserve">and featured high-level representatives, including PAHO officials and health authorities. The EU committed EUR268 million to support basic social services in LAC, with a goal of mobilizing up to EUR1 billion. Additionally, a training program for regulatory capacity building was introduced, aligning with the EU’s Global Gateway Investment Agenda targeting EUR45 billion for LAC by 2027.</w:t>
+        <w:t xml:space="preserve">aligned with the SDGs. High-level participants included PAHO officials, EU Commission staff, and health authorities from Latin America and the Caribbean. Outcomes featured a EUR268 million EU funding commitment to support social services in LAC, aiming to mobilize up to EUR1 billion in investments, and the launch of the</w:t>
+      </w:r>
+      <w:r>
+        <w:t xml:space="preserve"> </w:t>
+      </w:r>
+      <w:r>
+        <w:t xml:space="preserve">‘Regulators of the Americas Learning Pathway’</w:t>
+      </w:r>
+      <w:r>
+        <w:t xml:space="preserve"> </w:t>
+      </w:r>
+      <w:r>
+        <w:t xml:space="preserve">training program. The event aligned with the EU’s Global Gateway Investment Agenda, targeting EUR45 billion mobilization for LAC by 2027, reinforcing EU-LAC partnership for sustainable and inclusive development.</w:t>
       </w:r>
     </w:p>
     <w:bookmarkEnd w:id="20"/>
@@ -89,14 +101,7 @@
         </w:numPr>
       </w:pPr>
       <w:r>
-        <w:rPr>
-          <w:b/>
-          <w:bCs/>
-        </w:rPr>
-        <w:t xml:space="preserve">Objectives</w:t>
-      </w:r>
-      <w:r>
-        <w:t xml:space="preserve">: Strengthened EU-LAC collaboration on inclusive human development and equitable health access, focusing on high-level exchanges and social policy dialogues.</w:t>
+        <w:t xml:space="preserve">Focus on strengthening EU-LAC collaboration for inclusive human development and equitable health access.</w:t>
       </w:r>
     </w:p>
     <w:p>
@@ -108,14 +113,7 @@
         </w:numPr>
       </w:pPr>
       <w:r>
-        <w:rPr>
-          <w:b/>
-          <w:bCs/>
-        </w:rPr>
-        <w:t xml:space="preserve">Key Topics</w:t>
-      </w:r>
-      <w:r>
-        <w:t xml:space="preserve">: Emphasized universal access to health products, inclusive social policies addressing poverty and inequality, and the launch of the Team Europe Initiative.</w:t>
+        <w:t xml:space="preserve">Emphasis on universal access to affordable, safe medicines and harmonizing regulatory standards.</w:t>
       </w:r>
     </w:p>
     <w:p>
@@ -127,14 +125,7 @@
         </w:numPr>
       </w:pPr>
       <w:r>
-        <w:rPr>
-          <w:b/>
-          <w:bCs/>
-        </w:rPr>
-        <w:t xml:space="preserve">Funding Commitment</w:t>
-      </w:r>
-      <w:r>
-        <w:t xml:space="preserve">: The EU pledged EUR268 million to enhance access to social services in LAC, with a goal of mobilizing up to EUR1 billion.</w:t>
+        <w:t xml:space="preserve">Promotion of inclusive social policies targeting poverty, inequality, gender, youth, and employment.</w:t>
       </w:r>
     </w:p>
     <w:p>
@@ -146,26 +137,7 @@
         </w:numPr>
       </w:pPr>
       <w:r>
-        <w:rPr>
-          <w:b/>
-          <w:bCs/>
-        </w:rPr>
-        <w:t xml:space="preserve">Training Initiatives</w:t>
-      </w:r>
-      <w:r>
-        <w:t xml:space="preserve">: Introduction of the</w:t>
-      </w:r>
-      <w:r>
-        <w:t xml:space="preserve"> </w:t>
-      </w:r>
-      <w:r>
-        <w:t xml:space="preserve">‘Regulators of the Americas Learning Pathway’</w:t>
-      </w:r>
-      <w:r>
-        <w:t xml:space="preserve"> </w:t>
-      </w:r>
-      <w:r>
-        <w:t xml:space="preserve">to build regulatory capacity.</w:t>
+        <w:t xml:space="preserve">Launch of the Team Europe Initiative supporting inclusive social development aligned with SDGs.</w:t>
       </w:r>
     </w:p>
     <w:p>
@@ -177,14 +149,31 @@
         </w:numPr>
       </w:pPr>
       <w:r>
-        <w:rPr>
-          <w:b/>
-          <w:bCs/>
-        </w:rPr>
-        <w:t xml:space="preserve">Global Gateway Alignment</w:t>
-      </w:r>
-      <w:r>
-        <w:t xml:space="preserve">: The event supported the EU’s Global Gateway Investment Agenda, aiming for EUR45 billion mobilization for LAC by 2027.</w:t>
+        <w:t xml:space="preserve">EU commitment of EUR268 million to support social services in LAC, aiming to mobilize EUR1 billion.</w:t>
+      </w:r>
+    </w:p>
+    <w:p>
+      <w:pPr>
+        <w:pStyle w:val="Compact"/>
+        <w:numPr>
+          <w:ilvl w:val="0"/>
+          <w:numId w:val="1001"/>
+        </w:numPr>
+      </w:pPr>
+      <w:r>
+        <w:t xml:space="preserve">Introduction of regulatory capacity building via the</w:t>
+      </w:r>
+      <w:r>
+        <w:t xml:space="preserve"> </w:t>
+      </w:r>
+      <w:r>
+        <w:t xml:space="preserve">‘Regulators of the Americas Learning Pathway’</w:t>
+      </w:r>
+      <w:r>
+        <w:t xml:space="preserve"> </w:t>
+      </w:r>
+      <w:r>
+        <w:t xml:space="preserve">program.</w:t>
       </w:r>
     </w:p>
     <w:bookmarkEnd w:id="21"/>
@@ -200,7 +189,8 @@
     <w:tbl>
       <w:tblPr>
         <w:tblStyle w:val="Table"/>
-        <w:tblW w:type="auto" w:w="0"/>
+        <w:tblW w:type="pct" w:w="5000"/>
+        <w:tblLayout w:type="fixed"/>
         <w:tblLook w:firstRow="1" w:lastRow="0" w:firstColumn="0" w:lastColumn="0" w:noHBand="0" w:noVBand="0" w:val="0020"/>
       </w:tblPr>
       <w:tblGrid>
@@ -253,31 +243,7 @@
               <w:pStyle w:val="Compact"/>
             </w:pPr>
             <w:r>
-              <w:t xml:space="preserve">European Union; EU Commission; PAHO</w:t>
-            </w:r>
-          </w:p>
-        </w:tc>
-      </w:tr>
-      <w:tr>
-        <w:tc>
-          <w:tcPr/>
-          <w:p>
-            <w:pPr>
-              <w:pStyle w:val="Compact"/>
-            </w:pPr>
-            <w:r>
-              <w:t xml:space="preserve">Economic Actors</w:t>
-            </w:r>
-          </w:p>
-        </w:tc>
-        <w:tc>
-          <w:tcPr/>
-          <w:p>
-            <w:pPr>
-              <w:pStyle w:val="Compact"/>
-            </w:pPr>
-            <w:r>
-              <w:t xml:space="preserve">Inter-American Development Bank; World Bank</w:t>
+              <w:t xml:space="preserve">Pan American Health Organization (PAHO); European Commission; Governments</w:t>
             </w:r>
           </w:p>
         </w:tc>
@@ -350,7 +316,7 @@
               <w:pStyle w:val="Compact"/>
             </w:pPr>
             <w:r>
-              <w:t xml:space="preserve">Digital Inclusion; Social Cohesion; Gender Equality in Tech; Digital Education</w:t>
+              <w:t xml:space="preserve">Digital Inclusion; Social Cohesion</w:t>
             </w:r>
           </w:p>
         </w:tc>
@@ -374,7 +340,7 @@
               <w:pStyle w:val="Compact"/>
             </w:pPr>
             <w:r>
-              <w:t xml:space="preserve">EU-LAC Digital Alliance; Bi-regional Cooperation; Global Digital Cooperation; Digital &amp; Technological Partnerships</w:t>
+              <w:t xml:space="preserve">EU-LAC Digital Alliance; Bi-regional Cooperation; Multilateralism</w:t>
             </w:r>
           </w:p>
         </w:tc>
@@ -411,7 +377,7 @@
         <w:t xml:space="preserve"> </w:t>
       </w:r>
       <w:r>
-        <w:t xml:space="preserve">aimed at promoting inclusive social development aligned with the Sustainable Development Goals (SDGs).</w:t>
+        <w:t xml:space="preserve">promoting inclusive social development aligned with the Sustainable Development Goals (SDGs).</w:t>
       </w:r>
     </w:p>
     <w:p>
@@ -423,7 +389,7 @@
         </w:numPr>
       </w:pPr>
       <w:r>
-        <w:t xml:space="preserve">Announcement of EUR268 million funding by the EU to support access to basic social services and rights in Latin America and the Caribbean (LAC), with a goal to mobilize up to EUR1 billion in investments.</w:t>
+        <w:t xml:space="preserve">EU funding commitment of EUR268 million (approx. $290 million) to support access to basic social services and rights in Latin America and the Caribbean (LAC), aiming to mobilize up to EUR1 billion in investments.</w:t>
       </w:r>
     </w:p>
     <w:p>
@@ -435,7 +401,7 @@
         </w:numPr>
       </w:pPr>
       <w:r>
-        <w:t xml:space="preserve">Implementation of the</w:t>
+        <w:t xml:space="preserve">Launch of the</w:t>
       </w:r>
       <w:r>
         <w:t xml:space="preserve"> </w:t>
@@ -447,7 +413,7 @@
         <w:t xml:space="preserve"> </w:t>
       </w:r>
       <w:r>
-        <w:t xml:space="preserve">training program to enhance regulatory capacity in the region.</w:t>
+        <w:t xml:space="preserve">training program to build regulatory capacity for equitable access to health products.</w:t>
       </w:r>
     </w:p>
     <w:p>
@@ -459,7 +425,7 @@
         </w:numPr>
       </w:pPr>
       <w:r>
-        <w:t xml:space="preserve">Alignment of the event with the EU’s Global Gateway Investment Agenda, which targets mobilization of EUR45 billion for LAC by 2027.</w:t>
+        <w:t xml:space="preserve">Alignment of the event and initiatives with the EU’s Global Gateway Investment Agenda targeting EUR45 billion mobilization for LAC by 2027.</w:t>
       </w:r>
     </w:p>
     <w:bookmarkEnd w:id="24"/>
@@ -481,7 +447,7 @@
         </w:numPr>
       </w:pPr>
       <w:r>
-        <w:t xml:space="preserve">The EU announced EUR268 million (approx. $290 million) to support access to basic social services and rights in LAC, aiming to mobilize up to EUR1 billion in investments.</w:t>
+        <w:t xml:space="preserve">[</w:t>
       </w:r>
     </w:p>
     <w:p>
@@ -493,7 +459,34 @@
         </w:numPr>
       </w:pPr>
       <w:r>
-        <w:t xml:space="preserve">The Global Gateway Investment Agenda targets EUR45 billion mobilization for LAC by 2027.</w:t>
+        <w:t xml:space="preserve">“The EU announced EUR 268 million (approx. $290 million) to support access to basic social services and rights in LAC, aiming to mobilize up to EUR 1 billion in investments.”</w:t>
+      </w:r>
+      <w:r>
+        <w:t xml:space="preserve">,</w:t>
+      </w:r>
+    </w:p>
+    <w:p>
+      <w:pPr>
+        <w:pStyle w:val="Compact"/>
+        <w:numPr>
+          <w:ilvl w:val="0"/>
+          <w:numId w:val="1003"/>
+        </w:numPr>
+      </w:pPr>
+      <w:r>
+        <w:t xml:space="preserve">“The EU’s Global Gateway Investment Agenda targets mobilization of EUR 45 billion for LAC by 2027.”</w:t>
+      </w:r>
+    </w:p>
+    <w:p>
+      <w:pPr>
+        <w:pStyle w:val="Compact"/>
+        <w:numPr>
+          <w:ilvl w:val="0"/>
+          <w:numId w:val="1003"/>
+        </w:numPr>
+      </w:pPr>
+      <w:r>
+        <w:t xml:space="preserve">]</w:t>
       </w:r>
     </w:p>
     <w:bookmarkEnd w:id="25"/>
